--- a/output/tables/Supplementary_Table_EDI_Regression.docx
+++ b/output/tables/Supplementary_Table_EDI_Regression.docx
@@ -95,7 +95,7 @@
           </w:tcPr>
           <w:p>
             <w:r>
-              <w:t>0.9373 (0.9000-0.9762)</w:t>
+              <w:t>0.9430 (0.9060-0.9815)</w:t>
             </w:r>
           </w:p>
         </w:tc>
@@ -105,7 +105,7 @@
           </w:tcPr>
           <w:p>
             <w:r>
-              <w:t>0.0018</w:t>
+              <w:t>0.0041</w:t>
             </w:r>
           </w:p>
         </w:tc>
@@ -127,7 +127,7 @@
           </w:tcPr>
           <w:p>
             <w:r>
-              <w:t>0.9828 (0.9409-1.0265)</w:t>
+              <w:t>0.9897 (0.9481-1.0331)</w:t>
             </w:r>
           </w:p>
         </w:tc>
@@ -137,7 +137,7 @@
           </w:tcPr>
           <w:p>
             <w:r>
-              <w:t>0.4343</w:t>
+              <w:t>0.6370</w:t>
             </w:r>
           </w:p>
         </w:tc>
@@ -159,7 +159,7 @@
           </w:tcPr>
           <w:p>
             <w:r>
-              <w:t>0.9937 (0.9499-1.0395)</w:t>
+              <w:t>1.0004 (0.9569-1.0458)</w:t>
             </w:r>
           </w:p>
         </w:tc>
@@ -169,7 +169,7 @@
           </w:tcPr>
           <w:p>
             <w:r>
-              <w:t>0.7834</w:t>
+              <w:t>0.9858</w:t>
             </w:r>
           </w:p>
         </w:tc>
@@ -191,7 +191,7 @@
           </w:tcPr>
           <w:p>
             <w:r>
-              <w:t>0.9944 (0.9514-1.0395)</w:t>
+              <w:t>1.0035 (0.9606-1.0483)</w:t>
             </w:r>
           </w:p>
         </w:tc>
@@ -201,7 +201,7 @@
           </w:tcPr>
           <w:p>
             <w:r>
-              <w:t>0.8053</w:t>
+              <w:t>0.8769</w:t>
             </w:r>
           </w:p>
         </w:tc>
@@ -223,7 +223,7 @@
           </w:tcPr>
           <w:p>
             <w:r>
-              <w:t>0.7265 (0.5724-0.9221)</w:t>
+              <w:t>0.7044 (0.5562-0.8920)</w:t>
             </w:r>
           </w:p>
         </w:tc>
@@ -233,7 +233,7 @@
           </w:tcPr>
           <w:p>
             <w:r>
-              <w:t>0.0086</w:t>
+              <w:t>0.0036</w:t>
             </w:r>
           </w:p>
         </w:tc>
@@ -255,7 +255,7 @@
           </w:tcPr>
           <w:p>
             <w:r>
-              <w:t>8.2307 (4.6523-14.5614)</w:t>
+              <w:t>8.0282 (4.6262-13.9318)</w:t>
             </w:r>
           </w:p>
         </w:tc>
@@ -273,7 +273,7 @@
     </w:tbl>
     <w:p>
       <w:r>
-        <w:t>Stratum sizes. Metropolitan, 1173 counties carrying 674 facilities in 276 counties. Nonmetropolitan, 1856 counties carrying 13 facilities in 13 counties.</w:t>
+        <w:t>Stratum sizes. Metropolitan, 1173 counties carrying 694 facilities in 282 counties. Nonmetropolitan, 1856 counties carrying 14 facilities in 14 counties.</w:t>
       </w:r>
     </w:p>
     <w:p>
@@ -281,7 +281,7 @@
         <w:rPr>
           <w:i/>
         </w:rPr>
-        <w:t>Caution. The nonmetropolitan CMR stratum contains only 13 facilities. Estimates from it are unstable and should be read as exploratory.</w:t>
+        <w:t>Caution. The nonmetropolitan CMR stratum contains only 14 facilities. Estimates from it are unstable and should be read as exploratory.</w:t>
       </w:r>
     </w:p>
     <w:p>
@@ -361,7 +361,7 @@
           </w:tcPr>
           <w:p>
             <w:r>
-              <w:t>0.9789 (0.9490-1.0097)</w:t>
+              <w:t>0.9805 (0.9509-1.0111)</w:t>
             </w:r>
           </w:p>
         </w:tc>
@@ -371,7 +371,7 @@
           </w:tcPr>
           <w:p>
             <w:r>
-              <w:t>0.1767</w:t>
+              <w:t>0.2094</w:t>
             </w:r>
           </w:p>
         </w:tc>
@@ -393,7 +393,7 @@
           </w:tcPr>
           <w:p>
             <w:r>
-              <w:t>1.0074 (0.9745-1.0414)</w:t>
+              <w:t>1.0097 (0.9770-1.0435)</w:t>
             </w:r>
           </w:p>
         </w:tc>
@@ -403,7 +403,7 @@
           </w:tcPr>
           <w:p>
             <w:r>
-              <w:t>0.6633</w:t>
+              <w:t>0.5667</w:t>
             </w:r>
           </w:p>
         </w:tc>
@@ -425,7 +425,7 @@
           </w:tcPr>
           <w:p>
             <w:r>
-              <w:t>1.0187 (0.9845-1.0540)</w:t>
+              <w:t>1.0216 (0.9876-1.0568)</w:t>
             </w:r>
           </w:p>
         </w:tc>
@@ -435,7 +435,7 @@
           </w:tcPr>
           <w:p>
             <w:r>
-              <w:t>0.2888</w:t>
+              <w:t>0.2163</w:t>
             </w:r>
           </w:p>
         </w:tc>
@@ -457,7 +457,7 @@
           </w:tcPr>
           <w:p>
             <w:r>
-              <w:t>1.0193 (0.9825-1.0574)</w:t>
+              <w:t>1.0217 (0.9852-1.0596)</w:t>
             </w:r>
           </w:p>
         </w:tc>
@@ -467,7 +467,7 @@
           </w:tcPr>
           <w:p>
             <w:r>
-              <w:t>0.3082</w:t>
+              <w:t>0.2479</w:t>
             </w:r>
           </w:p>
         </w:tc>
@@ -489,7 +489,7 @@
           </w:tcPr>
           <w:p>
             <w:r>
-              <w:t>0.9569 (0.8866-1.0328)</w:t>
+              <w:t>0.9588 (0.8891-1.0339)</w:t>
             </w:r>
           </w:p>
         </w:tc>
@@ -499,7 +499,7 @@
           </w:tcPr>
           <w:p>
             <w:r>
-              <w:t>0.2578</w:t>
+              <w:t>0.2743</w:t>
             </w:r>
           </w:p>
         </w:tc>
@@ -521,7 +521,7 @@
           </w:tcPr>
           <w:p>
             <w:r>
-              <w:t>1.9619 (1.5583-2.4702)</w:t>
+              <w:t>1.9801 (1.5764-2.4873)</w:t>
             </w:r>
           </w:p>
         </w:tc>
@@ -539,7 +539,7 @@
     </w:tbl>
     <w:p>
       <w:r>
-        <w:t>Stratum sizes. Metropolitan, 1173 counties carrying 1369 facilities in 427 counties. Nonmetropolitan, 1856 counties carrying 112 facilities in 105 counties.</w:t>
+        <w:t>Stratum sizes. Metropolitan, 1173 counties carrying 1409 facilities in 438 counties. Nonmetropolitan, 1856 counties carrying 115 facilities in 108 counties.</w:t>
       </w:r>
     </w:p>
     <w:p>

--- a/output/tables/Supplementary_Table_EDI_Regression.docx
+++ b/output/tables/Supplementary_Table_EDI_Regression.docx
@@ -23,7 +23,7 @@
         <w:pStyle w:val="Heading2"/>
       </w:pPr>
       <w:r>
-        <w:t>CMR (n = 3029 counties)</w:t>
+        <w:t>CMR (n = 3134 counties)</w:t>
       </w:r>
     </w:p>
     <w:tbl>
@@ -95,7 +95,7 @@
           </w:tcPr>
           <w:p>
             <w:r>
-              <w:t>0.9430 (0.9060-0.9815)</w:t>
+              <w:t>0.9477 (0.9148-0.9818)</w:t>
             </w:r>
           </w:p>
         </w:tc>
@@ -105,7 +105,7 @@
           </w:tcPr>
           <w:p>
             <w:r>
-              <w:t>0.0041</w:t>
+              <w:t>0.0029</w:t>
             </w:r>
           </w:p>
         </w:tc>
@@ -127,7 +127,7 @@
           </w:tcPr>
           <w:p>
             <w:r>
-              <w:t>0.9897 (0.9481-1.0331)</w:t>
+              <w:t>0.9929 (0.9576-1.0295)</w:t>
             </w:r>
           </w:p>
         </w:tc>
@@ -137,7 +137,7 @@
           </w:tcPr>
           <w:p>
             <w:r>
-              <w:t>0.6370</w:t>
+              <w:t>0.6989</w:t>
             </w:r>
           </w:p>
         </w:tc>
@@ -159,7 +159,7 @@
           </w:tcPr>
           <w:p>
             <w:r>
-              <w:t>1.0004 (0.9569-1.0458)</w:t>
+              <w:t>1.0048 (0.9680-1.0430)</w:t>
             </w:r>
           </w:p>
         </w:tc>
@@ -169,7 +169,7 @@
           </w:tcPr>
           <w:p>
             <w:r>
-              <w:t>0.9858</w:t>
+              <w:t>0.8014</w:t>
             </w:r>
           </w:p>
         </w:tc>
@@ -191,7 +191,7 @@
           </w:tcPr>
           <w:p>
             <w:r>
-              <w:t>1.0035 (0.9606-1.0483)</w:t>
+              <w:t>1.0032 (0.9671-1.0407)</w:t>
             </w:r>
           </w:p>
         </w:tc>
@@ -201,7 +201,7 @@
           </w:tcPr>
           <w:p>
             <w:r>
-              <w:t>0.8769</w:t>
+              <w:t>0.8632</w:t>
             </w:r>
           </w:p>
         </w:tc>
@@ -223,7 +223,7 @@
           </w:tcPr>
           <w:p>
             <w:r>
-              <w:t>0.7044 (0.5562-0.8920)</w:t>
+              <w:t>0.7041 (nan-nan)</w:t>
             </w:r>
           </w:p>
         </w:tc>
@@ -233,7 +233,7 @@
           </w:tcPr>
           <w:p>
             <w:r>
-              <w:t>0.0036</w:t>
+              <w:t>nan</w:t>
             </w:r>
           </w:p>
         </w:tc>
@@ -255,7 +255,7 @@
           </w:tcPr>
           <w:p>
             <w:r>
-              <w:t>8.0282 (4.6262-13.9318)</w:t>
+              <w:t>8.3296 (4.8583-14.2812)</w:t>
             </w:r>
           </w:p>
         </w:tc>
@@ -273,7 +273,7 @@
     </w:tbl>
     <w:p>
       <w:r>
-        <w:t>Stratum sizes. Metropolitan, 1173 counties carrying 694 facilities in 282 counties. Nonmetropolitan, 1856 counties carrying 14 facilities in 14 counties.</w:t>
+        <w:t>Stratum sizes. Metropolitan, 1178 counties carrying 694 facilities in 282 counties. Nonmetropolitan, 1956 counties carrying 14 facilities in 14 counties.</w:t>
       </w:r>
     </w:p>
     <w:p>
@@ -289,7 +289,7 @@
         <w:pStyle w:val="Heading2"/>
       </w:pPr>
       <w:r>
-        <w:t>CCT (n = 3029 counties)</w:t>
+        <w:t>CCT (n = 3134 counties)</w:t>
       </w:r>
     </w:p>
     <w:tbl>
@@ -361,7 +361,7 @@
           </w:tcPr>
           <w:p>
             <w:r>
-              <w:t>0.9805 (0.9509-1.0111)</w:t>
+              <w:t>0.9894 (0.9665-1.0128)</w:t>
             </w:r>
           </w:p>
         </w:tc>
@@ -371,7 +371,7 @@
           </w:tcPr>
           <w:p>
             <w:r>
-              <w:t>0.2094</w:t>
+              <w:t>0.3718</w:t>
             </w:r>
           </w:p>
         </w:tc>
@@ -393,7 +393,7 @@
           </w:tcPr>
           <w:p>
             <w:r>
-              <w:t>1.0097 (0.9770-1.0435)</w:t>
+              <w:t>1.0163 (0.9922-1.0410)</w:t>
             </w:r>
           </w:p>
         </w:tc>
@@ -403,7 +403,7 @@
           </w:tcPr>
           <w:p>
             <w:r>
-              <w:t>0.5667</w:t>
+              <w:t>0.1862</w:t>
             </w:r>
           </w:p>
         </w:tc>
@@ -425,7 +425,7 @@
           </w:tcPr>
           <w:p>
             <w:r>
-              <w:t>1.0216 (0.9876-1.0568)</w:t>
+              <w:t>1.0269 (1.0021-1.0523)</w:t>
             </w:r>
           </w:p>
         </w:tc>
@@ -435,7 +435,7 @@
           </w:tcPr>
           <w:p>
             <w:r>
-              <w:t>0.2163</w:t>
+              <w:t>0.0331</w:t>
             </w:r>
           </w:p>
         </w:tc>
@@ -457,7 +457,7 @@
           </w:tcPr>
           <w:p>
             <w:r>
-              <w:t>1.0217 (0.9852-1.0596)</w:t>
+              <w:t>1.0238 (0.9980-1.0502)</w:t>
             </w:r>
           </w:p>
         </w:tc>
@@ -467,7 +467,7 @@
           </w:tcPr>
           <w:p>
             <w:r>
-              <w:t>0.2479</w:t>
+              <w:t>0.0711</w:t>
             </w:r>
           </w:p>
         </w:tc>
@@ -489,7 +489,7 @@
           </w:tcPr>
           <w:p>
             <w:r>
-              <w:t>0.9588 (0.8891-1.0339)</w:t>
+              <w:t>0.9578 (0.8924-1.0280)</w:t>
             </w:r>
           </w:p>
         </w:tc>
@@ -499,7 +499,7 @@
           </w:tcPr>
           <w:p>
             <w:r>
-              <w:t>0.2743</w:t>
+              <w:t>0.2324</w:t>
             </w:r>
           </w:p>
         </w:tc>
@@ -521,7 +521,7 @@
           </w:tcPr>
           <w:p>
             <w:r>
-              <w:t>1.9801 (1.5764-2.4873)</w:t>
+              <w:t>2.1274 (1.7369-2.6057)</w:t>
             </w:r>
           </w:p>
         </w:tc>
@@ -539,7 +539,7 @@
     </w:tbl>
     <w:p>
       <w:r>
-        <w:t>Stratum sizes. Metropolitan, 1173 counties carrying 1409 facilities in 438 counties. Nonmetropolitan, 1856 counties carrying 115 facilities in 108 counties.</w:t>
+        <w:t>Stratum sizes. Metropolitan, 1178 counties carrying 1409 facilities in 438 counties. Nonmetropolitan, 1956 counties carrying 115 facilities in 108 counties.</w:t>
       </w:r>
     </w:p>
     <w:p>
@@ -552,7 +552,7 @@
     </w:p>
     <w:p>
       <w:r>
-        <w:t>The EDI tracks rurality. Spearman rho versus RUCC is 0.280, and mean EDI is 39.9 in metropolitan counties versus 56.9 in nonmetropolitan counties, a gap of 17.0 points. Because accredited capacity is concentrated in metropolitan counties, an unadjusted deprivation model absorbs the rurality signal. Once metropolitan status is included, the deprivation term is no longer associated with capacity.</w:t>
+        <w:t>The EDI tracks rurality. Spearman rho versus RUCC is 0.249, and mean EDI is 39.9 in metropolitan counties versus 56.1 in nonmetropolitan counties, a gap of 16.2 points. Because accredited capacity is concentrated in metropolitan counties, an unadjusted deprivation model absorbs the rurality signal. Once metropolitan status is included, the deprivation term is no longer associated with capacity.</w:t>
       </w:r>
     </w:p>
     <w:sectPr>
